--- a/AEO-Guidebook.docx
+++ b/AEO-Guidebook.docx
@@ -8,6 +8,10 @@
         <w:spacing w:after="200" w:before="320"/>
       </w:pPr>
       <w:r>
+        <w:rPr>
+          <w:sz w:val="28"/>
+          <w:szCs w:val="28"/>
+        </w:rPr>
         <w:t xml:space="preserve">AEO Guidebook</w:t>
       </w:r>
     </w:p>
@@ -33,6 +37,10 @@
         <w:spacing w:after="200" w:before="320"/>
       </w:pPr>
       <w:r>
+        <w:rPr>
+          <w:sz w:val="28"/>
+          <w:szCs w:val="28"/>
+        </w:rPr>
         <w:t xml:space="preserve">1. The shift: SEO → AEO</w:t>
       </w:r>
     </w:p>
@@ -83,6 +91,10 @@
         <w:spacing w:after="200" w:before="320"/>
       </w:pPr>
       <w:r>
+        <w:rPr>
+          <w:sz w:val="28"/>
+          <w:szCs w:val="28"/>
+        </w:rPr>
         <w:t xml:space="preserve">2. How answer engines work</w:t>
       </w:r>
     </w:p>
@@ -100,6 +112,10 @@
         <w:spacing w:after="160" w:before="280"/>
       </w:pPr>
       <w:r>
+        <w:rPr>
+          <w:sz w:val="22"/>
+          <w:szCs w:val="22"/>
+        </w:rPr>
         <w:t xml:space="preserve">Retrieval</w:t>
       </w:r>
     </w:p>
@@ -117,6 +133,10 @@
         <w:spacing w:after="160" w:before="280"/>
       </w:pPr>
       <w:r>
+        <w:rPr>
+          <w:sz w:val="22"/>
+          <w:szCs w:val="22"/>
+        </w:rPr>
         <w:t xml:space="preserve">Relevance checks</w:t>
       </w:r>
     </w:p>
@@ -134,6 +154,10 @@
         <w:spacing w:after="160" w:before="280"/>
       </w:pPr>
       <w:r>
+        <w:rPr>
+          <w:sz w:val="22"/>
+          <w:szCs w:val="22"/>
+        </w:rPr>
         <w:t xml:space="preserve">Passage extraction</w:t>
       </w:r>
     </w:p>
@@ -151,6 +175,10 @@
         <w:spacing w:after="160" w:before="280"/>
       </w:pPr>
       <w:r>
+        <w:rPr>
+          <w:sz w:val="22"/>
+          <w:szCs w:val="22"/>
+        </w:rPr>
         <w:t xml:space="preserve">Synthesis</w:t>
       </w:r>
     </w:p>
@@ -168,6 +196,10 @@
         <w:spacing w:after="160" w:before="280"/>
       </w:pPr>
       <w:r>
+        <w:rPr>
+          <w:sz w:val="22"/>
+          <w:szCs w:val="22"/>
+        </w:rPr>
         <w:t xml:space="preserve">Citations</w:t>
       </w:r>
     </w:p>
@@ -185,6 +217,10 @@
         <w:spacing w:after="160" w:before="280"/>
       </w:pPr>
       <w:r>
+        <w:rPr>
+          <w:sz w:val="22"/>
+          <w:szCs w:val="22"/>
+        </w:rPr>
         <w:t xml:space="preserve">What this means for writers</w:t>
       </w:r>
     </w:p>
@@ -272,6 +308,10 @@
         <w:spacing w:after="200" w:before="320"/>
       </w:pPr>
       <w:r>
+        <w:rPr>
+          <w:sz w:val="28"/>
+          <w:szCs w:val="28"/>
+        </w:rPr>
         <w:t xml:space="preserve">3. The anatomy of AEO-ready content</w:t>
       </w:r>
     </w:p>
@@ -289,6 +329,10 @@
         <w:spacing w:after="160" w:before="280"/>
       </w:pPr>
       <w:r>
+        <w:rPr>
+          <w:sz w:val="22"/>
+          <w:szCs w:val="22"/>
+        </w:rPr>
         <w:t xml:space="preserve">Answer-first blocks</w:t>
       </w:r>
     </w:p>
@@ -322,6 +366,10 @@
         <w:spacing w:after="160" w:before="280"/>
       </w:pPr>
       <w:r>
+        <w:rPr>
+          <w:sz w:val="22"/>
+          <w:szCs w:val="22"/>
+        </w:rPr>
         <w:t xml:space="preserve">Self-contained paragraphs</w:t>
       </w:r>
     </w:p>
@@ -347,6 +395,10 @@
         <w:spacing w:after="160" w:before="280"/>
       </w:pPr>
       <w:r>
+        <w:rPr>
+          <w:sz w:val="22"/>
+          <w:szCs w:val="22"/>
+        </w:rPr>
         <w:t xml:space="preserve">Extractable units</w:t>
       </w:r>
     </w:p>
@@ -380,6 +432,10 @@
         <w:spacing w:after="160" w:before="280"/>
       </w:pPr>
       <w:r>
+        <w:rPr>
+          <w:sz w:val="22"/>
+          <w:szCs w:val="22"/>
+        </w:rPr>
         <w:t xml:space="preserve">Fan-out coverage</w:t>
       </w:r>
     </w:p>
@@ -485,6 +541,10 @@
         <w:spacing w:after="200" w:before="320"/>
       </w:pPr>
       <w:r>
+        <w:rPr>
+          <w:sz w:val="28"/>
+          <w:szCs w:val="28"/>
+        </w:rPr>
         <w:t xml:space="preserve">4. Trust &amp; defensibility</w:t>
       </w:r>
     </w:p>
@@ -527,6 +587,10 @@
         <w:spacing w:after="160" w:before="280"/>
       </w:pPr>
       <w:r>
+        <w:rPr>
+          <w:sz w:val="22"/>
+          <w:szCs w:val="22"/>
+        </w:rPr>
         <w:t xml:space="preserve">Qualify claims with scope and conditions — Authoritativeness</w:t>
       </w:r>
     </w:p>
@@ -620,6 +684,10 @@
         <w:spacing w:after="160" w:before="280"/>
       </w:pPr>
       <w:r>
+        <w:rPr>
+          <w:sz w:val="22"/>
+          <w:szCs w:val="22"/>
+        </w:rPr>
         <w:t xml:space="preserve">Add evidence without turning it into a research paper — Expertise</w:t>
       </w:r>
     </w:p>
@@ -645,6 +713,10 @@
         <w:spacing w:after="160" w:before="280"/>
       </w:pPr>
       <w:r>
+        <w:rPr>
+          <w:sz w:val="22"/>
+          <w:szCs w:val="22"/>
+        </w:rPr>
         <w:t xml:space="preserve">State limitations without undermining positioning — Trustworthiness</w:t>
       </w:r>
     </w:p>
@@ -704,6 +776,10 @@
         <w:spacing w:after="200" w:before="320"/>
       </w:pPr>
       <w:r>
+        <w:rPr>
+          <w:sz w:val="28"/>
+          <w:szCs w:val="28"/>
+        </w:rPr>
         <w:t xml:space="preserve">5. Mistakes that kill citations</w:t>
       </w:r>
     </w:p>
@@ -721,6 +797,10 @@
         <w:spacing w:after="160" w:before="280"/>
       </w:pPr>
       <w:r>
+        <w:rPr>
+          <w:sz w:val="22"/>
+          <w:szCs w:val="22"/>
+        </w:rPr>
         <w:t xml:space="preserve">Burying the answer</w:t>
       </w:r>
     </w:p>
@@ -738,6 +818,10 @@
         <w:spacing w:after="160" w:before="280"/>
       </w:pPr>
       <w:r>
+        <w:rPr>
+          <w:sz w:val="22"/>
+          <w:szCs w:val="22"/>
+        </w:rPr>
         <w:t xml:space="preserve">Vague superlatives</w:t>
       </w:r>
     </w:p>
@@ -755,6 +839,10 @@
         <w:spacing w:after="160" w:before="280"/>
       </w:pPr>
       <w:r>
+        <w:rPr>
+          <w:sz w:val="22"/>
+          <w:szCs w:val="22"/>
+        </w:rPr>
         <w:t xml:space="preserve">Topic sprawl</w:t>
       </w:r>
     </w:p>
@@ -772,6 +860,10 @@
         <w:spacing w:after="160" w:before="280"/>
       </w:pPr>
       <w:r>
+        <w:rPr>
+          <w:sz w:val="22"/>
+          <w:szCs w:val="22"/>
+        </w:rPr>
         <w:t xml:space="preserve">Comparisons only in images</w:t>
       </w:r>
     </w:p>
@@ -789,6 +881,10 @@
         <w:spacing w:after="160" w:before="280"/>
       </w:pPr>
       <w:r>
+        <w:rPr>
+          <w:sz w:val="22"/>
+          <w:szCs w:val="22"/>
+        </w:rPr>
         <w:t xml:space="preserve">Undefined acronyms</w:t>
       </w:r>
     </w:p>
@@ -806,6 +902,10 @@
         <w:spacing w:after="160" w:before="280"/>
       </w:pPr>
       <w:r>
+        <w:rPr>
+          <w:sz w:val="22"/>
+          <w:szCs w:val="22"/>
+        </w:rPr>
         <w:t xml:space="preserve">Contradictory claims across pages</w:t>
       </w:r>
     </w:p>
@@ -823,6 +923,10 @@
         <w:spacing w:after="160" w:before="280"/>
       </w:pPr>
       <w:r>
+        <w:rPr>
+          <w:sz w:val="22"/>
+          <w:szCs w:val="22"/>
+        </w:rPr>
         <w:t xml:space="preserve">Freshness theater</w:t>
       </w:r>
     </w:p>
@@ -840,6 +944,10 @@
         <w:spacing w:after="200" w:before="320"/>
       </w:pPr>
       <w:r>
+        <w:rPr>
+          <w:sz w:val="28"/>
+          <w:szCs w:val="28"/>
+        </w:rPr>
         <w:t xml:space="preserve">6. One-page cheat sheet</w:t>
       </w:r>
     </w:p>
